--- a/policies/build/sop_record_masters/AAC/Records/AAC.6_Record_01_laboratory_safety_incident_log.docx
+++ b/policies/build/sop_record_masters/AAC/Records/AAC.6_Record_01_laboratory_safety_incident_log.docx
@@ -33,7 +33,7 @@
         <w:pStyle w:val="ListParagraph"/>
       </w:pPr>
       <w:r>
-        <w:t>Type: PPE compliance check, biosafety check, or safety incident.</w:t>
+        <w:t>Type: PPE compliance check, biosafety check, spill-kit check, or safety incident.</w:t>
       </w:r>
     </w:p>
     <w:p>
@@ -49,7 +49,7 @@
         <w:pStyle w:val="ListParagraph"/>
       </w:pPr>
       <w:r>
-        <w:t>Action Taken: What was done in response.</w:t>
+        <w:t>Action Taken: What was done in response, including post-exposure follow-up if applicable.</w:t>
       </w:r>
     </w:p>
     <w:p>
@@ -135,7 +135,7 @@
           </w:p>
           <w:p>
             <w:r>
-              <w:t>This record logs both routine safety-programme checks and any actual safety incident in the laboratory, through to closure.</w:t>
+              <w:t>This record logs both routine safety-programme checks (PPE, spill kit) and any actual safety incident in the laboratory, through to closure.</w:t>
             </w:r>
           </w:p>
         </w:tc>

--- a/policies/build/sop_record_masters/AAC/Records/AAC.6_Record_01_laboratory_safety_incident_log.docx
+++ b/policies/build/sop_record_masters/AAC/Records/AAC.6_Record_01_laboratory_safety_incident_log.docx
@@ -74,6 +74,7 @@
     <w:p>
       <w:pPr>
         <w:pStyle w:val="ListParagraph"/>
+        <w:spacing w:after="200" w:before="40"/>
       </w:pPr>
       <w:r>
         <w:t xml:space="preserve">National Accreditation Board for Hospitals and Healthcare Providers. (2022). Standards for Small Healthcare Organisations (3rd ed.). </w:t>
@@ -94,6 +95,7 @@
     <w:p>
       <w:pPr>
         <w:pStyle w:val="ListParagraph"/>
+        <w:spacing w:after="200" w:before="40"/>
       </w:pPr>
       <w:r>
         <w:t xml:space="preserve">Ministry of Environment, Forest and Climate Change, Government of India. (2016). </w:t>

--- a/policies/build/sop_record_masters/AAC/Records/AAC.6_Record_01_laboratory_safety_incident_log.docx
+++ b/policies/build/sop_record_masters/AAC/Records/AAC.6_Record_01_laboratory_safety_incident_log.docx
@@ -74,10 +74,11 @@
     <w:p>
       <w:pPr>
         <w:pStyle w:val="ListParagraph"/>
-        <w:spacing w:after="200" w:before="40"/>
+        <w:spacing w:after="240" w:before="80"/>
+        <w:contextualSpacing w:val="0"/>
       </w:pPr>
       <w:r>
-        <w:t xml:space="preserve">National Accreditation Board for Hospitals and Healthcare Providers. (2022). Standards for Small Healthcare Organisations (3rd ed.). </w:t>
+        <w:t xml:space="preserve">• National Accreditation Board for Hospitals and Healthcare Providers. (2022). Standards for Small Healthcare Organisations (3rd ed.). </w:t>
       </w:r>
       <w:hyperlink r:id="rId9">
         <w:r>
@@ -95,10 +96,11 @@
     <w:p>
       <w:pPr>
         <w:pStyle w:val="ListParagraph"/>
-        <w:spacing w:after="200" w:before="40"/>
+        <w:spacing w:after="240" w:before="80"/>
+        <w:contextualSpacing w:val="0"/>
       </w:pPr>
       <w:r>
-        <w:t xml:space="preserve">Ministry of Environment, Forest and Climate Change, Government of India. (2016). </w:t>
+        <w:t xml:space="preserve">• Ministry of Environment, Forest and Climate Change, Government of India. (2016). </w:t>
       </w:r>
       <w:hyperlink r:id="rId10">
         <w:r>
